--- a/data/alexander/SEQUITO.docx
+++ b/data/alexander/SEQUITO.docx
@@ -161,27 +161,57 @@
     </w:p>
     <w:p>
       <w:r>
-        <w:t>PERSISTED_PAUSE_ID: PAUSA-DIA04-NOCHE-2026-08-13-RHO9-POST-INCURSION</w:t>
+        <w:rPr>
+          <w:rFonts w:ascii="Arial" w:hAnsi="Arial"/>
+          <w:b/>
+          <w:color w:val="000000"/>
+          <w:sz w:val="22"/>
+        </w:rPr>
+        <w:t>PERSISTED_PAUSE_ID: PAUSA-POST-T915-2026-08-11-RHO9-BLOQUE-UMBRAL</w:t>
       </w:r>
     </w:p>
     <w:p>
       <w:r>
-        <w:t>CHECKPOINT_ID: CHECKPOINT.ALEXANDER.D04.NOCHE.RHO9.POST-INCURSION</w:t>
+        <w:rPr>
+          <w:rFonts w:ascii="Arial" w:hAnsi="Arial"/>
+          <w:b/>
+          <w:color w:val="000000"/>
+          <w:sz w:val="22"/>
+        </w:rPr>
+        <w:t>CHECKPOINT_ID: CHECKPOINT.ALEXANDER.POST-T915.RHO9.UMBRAL-WORKBLOCK</w:t>
       </w:r>
     </w:p>
     <w:p>
       <w:r>
-        <w:t>STATE_REVISION: 8</w:t>
+        <w:rPr>
+          <w:rFonts w:ascii="Arial" w:hAnsi="Arial"/>
+          <w:b/>
+          <w:color w:val="000000"/>
+          <w:sz w:val="22"/>
+        </w:rPr>
+        <w:t>STATE_REVISION: 7</w:t>
       </w:r>
     </w:p>
     <w:p>
       <w:r>
-        <w:t>SOURCE_REVISION_ID: CAMPAIGN.ALEXANDER.NECROMUNDA.SEQUITO.D04-NIGHT-HALVEN-HARVEST-20260813.R1</w:t>
+        <w:rPr>
+          <w:rFonts w:ascii="Arial" w:hAnsi="Arial"/>
+          <w:b/>
+          <w:color w:val="000000"/>
+          <w:sz w:val="22"/>
+        </w:rPr>
+        <w:t>SOURCE_REVISION_ID: CAMPAIGN.ALEXANDER.NECROMUNDA.SEQUITO.POST-T915-UMBRAL-WORKBLOCK-20260811.R1</w:t>
       </w:r>
     </w:p>
     <w:p>
       <w:r>
-        <w:t>ÚLTIMA ACTUALIZACIÓN: Día 04, noche; incorporada cláusula confirmada de cosecha de Halven Rusk y aplicación de cuatro ejecuciones personales. Hora exacta y turno no reconciliados.</w:t>
+        <w:rPr>
+          <w:rFonts w:ascii="Arial" w:hAnsi="Arial"/>
+          <w:b/>
+          <w:color w:val="000000"/>
+          <w:sz w:val="22"/>
+        </w:rPr>
+        <w:t>ÚLTIMA ACTUALIZACIÓN: Bloque de trabajo umbral posterior a T915 integrado desde el informe reconciliado del 2026-08-11; transcurrieron aproximadamente 10 horas externas sin turno, día u hora exactos fijados.</w:t>
       </w:r>
     </w:p>
     <w:p>
@@ -1122,12 +1152,6 @@
       </w:r>
     </w:p>
     <w:p>
-      <w:pPr/>
-      <w:r>
-        <w:t>PACTO ADICIONAL CONFIRMADO — COSECHA POR MANO PROPIA: toda muerte causada personalmente por Halven transfiere el alma de la víctima a Alexander, sujeta a protecciones o reclamaciones superiores válidas. No requiere que Alexander sea el ejecutor y no se confunde con pactos de terceros.</w:t>
-      </w:r>
-    </w:p>
-    <w:p>
       <w:r>
         <w:t>AUTORIDAD INTERNA: La membresía no crea amistad, devoción, romance, consentimiento adicional ni obediencia fuera del pacto aplicable.</w:t>
       </w:r>
@@ -1162,7 +1186,7 @@
     </w:p>
     <w:p>
       <w:r>
-        <w:t>FUNCIÓN: Auxiliar médico, diagnosticador y ejecutor designado bajo términos vigentes; su capacidad de ejecución no altera sus límites médicos o físicos.</w:t>
+        <w:t>FUNCIÓN: Auxiliar médico, diagnosticador y ejecutor designado bajo términos vigentes</w:t>
       </w:r>
     </w:p>
     <w:p>
@@ -1172,7 +1196,7 @@
     </w:p>
     <w:p>
       <w:r>
-        <w:t>ÚLTIMA UBICACIÓN CONFIRMADA: Rho-9; participó como ejecutor personal de cuatro cautivos nocturnos después del regreso de Alexander.</w:t>
+        <w:t>ÚLTIMA UBICACIÓN CONFIRMADA: Rho-9, C-03; supervisa clínicamente a los pacientes dentro de sus limitaciones mientras Alexander y Khepra están fuera.</w:t>
       </w:r>
     </w:p>
     <w:p>
@@ -1213,7 +1237,7 @@
     </w:p>
     <w:p>
       <w:r>
-        <w:t>HISTORIA CONOCIDA: Fue aislado en Sombra infinita, rechazó un pacto inicial y después quedó sometido a servidumbre mayor. Alexander reimplantó su mano y reparó tórax y abdomen. Halven reveló a los demás que no sabe si tiene un lugar al que regresar; ignora que Alexander lo oyó. En Día 04, noche, ejecutó personalmente a cuatro cautivos bajo una orden reiterada válida.</w:t>
+        <w:t>HISTORIA CONOCIDA: Fue aislado en Sombra infinita, rechazó un pacto inicial y después quedó sometido a servidumbre mayor. Alexander reimplantó su mano y reparó tórax y abdomen. Halven reveló a los demás que no sabe si tiene un lugar al que regresar; ignora que Alexander lo oyó.</w:t>
       </w:r>
     </w:p>
     <w:p>
@@ -1322,7 +1346,7 @@
     </w:p>
     <w:p>
       <w:r>
-        <w:t>ESTADO Y LÍMITE: Miembro activo esclavizado del séquito. Vida y alma permanecen bajo reclamación del pacto; puede aconsejar, pero una orden reiterada válida obliga dentro de sus términos. CLÁUSULA DE COSECHA CONFIRMADA: toda muerte causada personalmente por la mano de Halven transfiere el alma de la víctima a Alexander, salvo una protección o reclamación superior válida. APLICACIÓN REGISTRADA: cuatro cautivos nocturnos ejecutados personalmente por Halven =&gt; cuatro almas transferidas; Reserva Umbral de Alexander 6→10. Estas ejecuciones no cuentan para el pacto 0/10 del Primer deudor E-12.</w:t>
+        <w:t>ESTADO Y LÍMITE: Miembro activo esclavizado del séquito. Vida y alma permanecen bajo reclamación del pacto; puede aconsejar, pero una orden reiterada válida obliga dentro de sus términos.</w:t>
       </w:r>
     </w:p>
     <w:p>
@@ -1346,18 +1370,6 @@
     <w:p>
       <w:r>
         <w:t>ESTADO DE EVIDENCIA: FORMULACIÓN_COMPATIBLE basada en hechos, conducta y relación ya confirmados; no usarla como confesión literal ni para decidir acciones futuras.</w:t>
-      </w:r>
-    </w:p>
-    <w:p>
-      <w:pPr/>
-      <w:r>
-        <w:t>PAUSE_ID: PAUSA-DIA04-NOCHE-2026-08-13-RHO9-POST-INCURSION</w:t>
-      </w:r>
-    </w:p>
-    <w:p>
-      <w:pPr/>
-      <w:r>
-        <w:t>CHECKPOINT_ID: CHECKPOINT.ALEXANDER.D04.NOCHE.RHO9.POST-INCURSION</w:t>
       </w:r>
     </w:p>
     <w:sectPr>
